--- a/app/drafts/2026-08-washington-gas-community-investment-goodzone.docx
+++ b/app/drafts/2026-08-washington-gas-community-investment-goodzone.docx
@@ -28,6 +28,26 @@
       </w:pPr>
       <w:r>
         <w:t xml:space="preserve">STATUS: Draft for Neo’s go/no-go review. Not yet submitted. Two items below need confirmation before this goes out (see Open Items at the end).</w:t>
+      </w:r>
+    </w:p>
+    <w:p>
+      <w:pPr>
+        <w:pStyle w:val="BodyText"/>
+      </w:pPr>
+      <w:r>
+        <w:t xml:space="preserve">SUPERSEDED FOR SUBMISSION PURPOSES: Washington Gas’s actual application runs through the AltaGas Versaic portal, a structured question set, not an open LOI/narrative. The submission-ready answer set, built directly against the real portal questions from GOODProjects’ own prior draft, is</w:t>
+      </w:r>
+      <w:r>
+        <w:t xml:space="preserve"> </w:t>
+      </w:r>
+      <w:r>
+        <w:rPr>
+          <w:rStyle w:val="VerbatimChar"/>
+        </w:rPr>
+        <w:t xml:space="preserve">2026-washington-gas-portal-answers.md</w:t>
+      </w:r>
+      <w:r>
+        <w:t xml:space="preserve">. This document remains useful as source narrative, but submit from the portal answer set, not from this file directly.</w:t>
       </w:r>
     </w:p>
     <w:bookmarkStart w:id="20" w:name="funder-opportunity-details"/>

--- a/app/drafts/2026-08-washington-gas-community-investment-goodzone.docx
+++ b/app/drafts/2026-08-washington-gas-community-investment-goodzone.docx
@@ -832,13 +832,13 @@
     </w:p>
     <w:bookmarkEnd w:id="32"/>
     <w:bookmarkEnd w:id="33"/>
-    <w:bookmarkStart w:id="34" w:name="pre-submission-qa-gate"/>
+    <w:bookmarkStart w:id="34" w:name="open-items-before-this-can-be-submitted"/>
     <w:p>
       <w:pPr>
         <w:pStyle w:val="Heading2"/>
       </w:pPr>
       <w:r>
-        <w:t xml:space="preserve">PRE-SUBMISSION QA GATE</w:t>
+        <w:t xml:space="preserve">OPEN ITEMS BEFORE THIS CAN BE SUBMITTED</w:t>
       </w:r>
     </w:p>
     <w:p>
@@ -854,13 +854,31 @@
           <w:bCs/>
           <w:b/>
         </w:rPr>
-        <w:t xml:space="preserve">01.</w:t>
+        <w:t xml:space="preserve">Confirm the application mechanics and that the second 2026 round is actually open.</w:t>
       </w:r>
       <w:r>
         <w:t xml:space="preserve"> </w:t>
       </w:r>
       <w:r>
-        <w:t xml:space="preserve">[x] All placeholders filled with real, verified figures</w:t>
+        <w:t xml:space="preserve">Washington Gas’s site (washingtongas.com) was not reachable from this environment. Public search confirms the first 2026 round closed with $545,000 across 46 grants (announced May 19, 2026) and a second round is planned</w:t>
+      </w:r>
+      <w:r>
+        <w:t xml:space="preserve"> </w:t>
+      </w:r>
+      <w:r>
+        <w:t xml:space="preserve">“</w:t>
+      </w:r>
+      <w:r>
+        <w:t xml:space="preserve">later this year,</w:t>
+      </w:r>
+      <w:r>
+        <w:t xml:space="preserve">”</w:t>
+      </w:r>
+      <w:r>
+        <w:t xml:space="preserve"> </w:t>
+      </w:r>
+      <w:r>
+        <w:t xml:space="preserve">but no public date was found to confirm the August 1, 2026 deadline in the internal tracker. Someone will need to open the page directly, check for a live application, or reach out to Washington Gas’s community relations contact before submitting.</w:t>
       </w:r>
     </w:p>
     <w:p>
@@ -876,13 +894,10 @@
           <w:bCs/>
           <w:b/>
         </w:rPr>
-        <w:t xml:space="preserve">02.</w:t>
-      </w:r>
-      <w:r>
-        <w:t xml:space="preserve"> </w:t>
-      </w:r>
-      <w:r>
-        <w:t xml:space="preserve">[x] Funder ask ($12,000) is within a reasonable range for the cap. Washington Gas has not published a per-grant cap, but $12,000 sits just below this cycle’s reported average grant size of $11,847 ($545,000 across 46 grants)</w:t>
+        <w:t xml:space="preserve">Route to Neo for go/no-go</w:t>
+      </w:r>
+      <w:r>
+        <w:t xml:space="preserve">, per standard workflow, before any submission.</w:t>
       </w:r>
     </w:p>
     <w:p>
@@ -898,373 +913,6 @@
           <w:bCs/>
           <w:b/>
         </w:rPr>
-        <w:t xml:space="preserve">03.</w:t>
-      </w:r>
-      <w:r>
-        <w:t xml:space="preserve"> </w:t>
-      </w:r>
-      <w:r>
-        <w:t xml:space="preserve">[x] Budget total matches the headline ask exactly ($12,000 personnel, no indirect)</w:t>
-      </w:r>
-    </w:p>
-    <w:p>
-      <w:pPr>
-        <w:numPr>
-          <w:ilvl w:val="0"/>
-          <w:numId w:val="1001"/>
-        </w:numPr>
-        <w:pStyle w:val="Compact"/>
-      </w:pPr>
-      <w:r>
-        <w:rPr>
-          <w:bCs/>
-          <w:b/>
-        </w:rPr>
-        <w:t xml:space="preserve">04.</w:t>
-      </w:r>
-      <w:r>
-        <w:t xml:space="preserve"> </w:t>
-      </w:r>
-      <w:r>
-        <w:t xml:space="preserve">[x] Indirect cost allowability resolved by dropping indirect entirely (personnel-only request), removing the open compliance question rather than leaving it unconfirmed</w:t>
-      </w:r>
-    </w:p>
-    <w:p>
-      <w:pPr>
-        <w:numPr>
-          <w:ilvl w:val="0"/>
-          <w:numId w:val="1001"/>
-        </w:numPr>
-        <w:pStyle w:val="Compact"/>
-      </w:pPr>
-      <w:r>
-        <w:rPr>
-          <w:bCs/>
-          <w:b/>
-        </w:rPr>
-        <w:t xml:space="preserve">05.</w:t>
-      </w:r>
-      <w:r>
-        <w:t xml:space="preserve"> </w:t>
-      </w:r>
-      <w:r>
-        <w:t xml:space="preserve">[x] No Cara Adams in the staffing section</w:t>
-      </w:r>
-    </w:p>
-    <w:p>
-      <w:pPr>
-        <w:numPr>
-          <w:ilvl w:val="0"/>
-          <w:numId w:val="1001"/>
-        </w:numPr>
-        <w:pStyle w:val="Compact"/>
-      </w:pPr>
-      <w:r>
-        <w:rPr>
-          <w:bCs/>
-          <w:b/>
-        </w:rPr>
-        <w:t xml:space="preserve">06.</w:t>
-      </w:r>
-      <w:r>
-        <w:t xml:space="preserve"> </w:t>
-      </w:r>
-      <w:r>
-        <w:t xml:space="preserve">[x] Address reads: 996 Maine Avenue SW, Suite 208, Washington, DC 20024 (not shown in this draft since no signature block was requested; add before submission)</w:t>
-      </w:r>
-    </w:p>
-    <w:p>
-      <w:pPr>
-        <w:numPr>
-          <w:ilvl w:val="0"/>
-          <w:numId w:val="1001"/>
-        </w:numPr>
-        <w:pStyle w:val="Compact"/>
-      </w:pPr>
-      <w:r>
-        <w:rPr>
-          <w:bCs/>
-          <w:b/>
-        </w:rPr>
-        <w:t xml:space="preserve">07.</w:t>
-      </w:r>
-      <w:r>
-        <w:t xml:space="preserve"> </w:t>
-      </w:r>
-      <w:r>
-        <w:t xml:space="preserve">[x] Geography confirmed: Ward 6, James Creek / Syphax Gardens / Greenleaf</w:t>
-      </w:r>
-    </w:p>
-    <w:p>
-      <w:pPr>
-        <w:numPr>
-          <w:ilvl w:val="0"/>
-          <w:numId w:val="1001"/>
-        </w:numPr>
-        <w:pStyle w:val="Compact"/>
-      </w:pPr>
-      <w:r>
-        <w:rPr>
-          <w:bCs/>
-          <w:b/>
-        </w:rPr>
-        <w:t xml:space="preserve">08.</w:t>
-      </w:r>
-      <w:r>
-        <w:t xml:space="preserve"> </w:t>
-      </w:r>
-      <w:r>
-        <w:t xml:space="preserve">[x] Executive summary tailored to Washington Gas’s</w:t>
-      </w:r>
-      <w:r>
-        <w:t xml:space="preserve"> </w:t>
-      </w:r>
-      <w:r>
-        <w:t xml:space="preserve">“</w:t>
-      </w:r>
-      <w:r>
-        <w:t xml:space="preserve">safer neighborhoods</w:t>
-      </w:r>
-      <w:r>
-        <w:t xml:space="preserve">”</w:t>
-      </w:r>
-      <w:r>
-        <w:t xml:space="preserve"> </w:t>
-      </w:r>
-      <w:r>
-        <w:t xml:space="preserve">priority</w:t>
-      </w:r>
-    </w:p>
-    <w:p>
-      <w:pPr>
-        <w:numPr>
-          <w:ilvl w:val="0"/>
-          <w:numId w:val="1001"/>
-        </w:numPr>
-        <w:pStyle w:val="Compact"/>
-      </w:pPr>
-      <w:r>
-        <w:rPr>
-          <w:bCs/>
-          <w:b/>
-        </w:rPr>
-        <w:t xml:space="preserve">09.</w:t>
-      </w:r>
-      <w:r>
-        <w:t xml:space="preserve"> </w:t>
-      </w:r>
-      <w:r>
-        <w:t xml:space="preserve">[x] Proof metrics chosen (crime data) match the funder’s stated priority area</w:t>
-      </w:r>
-    </w:p>
-    <w:p>
-      <w:pPr>
-        <w:numPr>
-          <w:ilvl w:val="0"/>
-          <w:numId w:val="1001"/>
-        </w:numPr>
-        <w:pStyle w:val="Compact"/>
-      </w:pPr>
-      <w:r>
-        <w:rPr>
-          <w:bCs/>
-          <w:b/>
-        </w:rPr>
-        <w:t xml:space="preserve">10.</w:t>
-      </w:r>
-      <w:r>
-        <w:t xml:space="preserve"> </w:t>
-      </w:r>
-      <w:r>
-        <w:t xml:space="preserve">[x] All dates valid and inside the project period</w:t>
-      </w:r>
-    </w:p>
-    <w:p>
-      <w:pPr>
-        <w:numPr>
-          <w:ilvl w:val="0"/>
-          <w:numId w:val="1001"/>
-        </w:numPr>
-        <w:pStyle w:val="Compact"/>
-      </w:pPr>
-      <w:r>
-        <w:rPr>
-          <w:bCs/>
-          <w:b/>
-        </w:rPr>
-        <w:t xml:space="preserve">11.</w:t>
-      </w:r>
-      <w:r>
-        <w:t xml:space="preserve"> </w:t>
-      </w:r>
-      <w:r>
-        <w:t xml:space="preserve">[ ] Attachments not yet assembled; see Open Items below</w:t>
-      </w:r>
-    </w:p>
-    <w:p>
-      <w:pPr>
-        <w:numPr>
-          <w:ilvl w:val="0"/>
-          <w:numId w:val="1001"/>
-        </w:numPr>
-        <w:pStyle w:val="Compact"/>
-      </w:pPr>
-      <w:r>
-        <w:rPr>
-          <w:bCs/>
-          <w:b/>
-        </w:rPr>
-        <w:t xml:space="preserve">12.</w:t>
-      </w:r>
-      <w:r>
-        <w:t xml:space="preserve"> </w:t>
-      </w:r>
-      <w:r>
-        <w:t xml:space="preserve">[ ] Darius Baxter has not yet signed; route through Neo first</w:t>
-      </w:r>
-    </w:p>
-    <w:p>
-      <w:pPr>
-        <w:numPr>
-          <w:ilvl w:val="0"/>
-          <w:numId w:val="1001"/>
-        </w:numPr>
-        <w:pStyle w:val="Compact"/>
-      </w:pPr>
-      <w:r>
-        <w:rPr>
-          <w:bCs/>
-          <w:b/>
-        </w:rPr>
-        <w:t xml:space="preserve">13.</w:t>
-      </w:r>
-      <w:r>
-        <w:t xml:space="preserve"> </w:t>
-      </w:r>
-      <w:r>
-        <w:t xml:space="preserve">[x] Humanize pass completed (no em or en dashes, no significance inflation, no vague attributions, no chatbot framing)</w:t>
-      </w:r>
-    </w:p>
-    <w:p>
-      <w:pPr>
-        <w:numPr>
-          <w:ilvl w:val="0"/>
-          <w:numId w:val="1001"/>
-        </w:numPr>
-        <w:pStyle w:val="Compact"/>
-      </w:pPr>
-      <w:r>
-        <w:rPr>
-          <w:bCs/>
-          <w:b/>
-        </w:rPr>
-        <w:t xml:space="preserve">14.</w:t>
-      </w:r>
-      <w:r>
-        <w:t xml:space="preserve"> </w:t>
-      </w:r>
-      <w:r>
-        <w:t xml:space="preserve">[x] PDF generated:</w:t>
-      </w:r>
-      <w:r>
-        <w:t xml:space="preserve"> </w:t>
-      </w:r>
-      <w:r>
-        <w:rPr>
-          <w:rStyle w:val="VerbatimChar"/>
-        </w:rPr>
-        <w:t xml:space="preserve">2026-08-washington-gas-community-investment-goodzone.pdf</w:t>
-      </w:r>
-    </w:p>
-    <w:p>
-      <w:r>
-        <w:pict>
-          <v:rect style="width:0;height:1.5pt" o:hralign="center" o:hrstd="t" o:hr="t"/>
-        </w:pict>
-      </w:r>
-    </w:p>
-    <w:bookmarkEnd w:id="34"/>
-    <w:bookmarkStart w:id="35" w:name="open-items-before-this-can-be-submitted"/>
-    <w:p>
-      <w:pPr>
-        <w:pStyle w:val="Heading2"/>
-      </w:pPr>
-      <w:r>
-        <w:t xml:space="preserve">OPEN ITEMS BEFORE THIS CAN BE SUBMITTED</w:t>
-      </w:r>
-    </w:p>
-    <w:p>
-      <w:pPr>
-        <w:numPr>
-          <w:ilvl w:val="0"/>
-          <w:numId w:val="1002"/>
-        </w:numPr>
-        <w:pStyle w:val="Compact"/>
-      </w:pPr>
-      <w:r>
-        <w:rPr>
-          <w:bCs/>
-          <w:b/>
-        </w:rPr>
-        <w:t xml:space="preserve">Confirm the application mechanics and that the second 2026 round is actually open.</w:t>
-      </w:r>
-      <w:r>
-        <w:t xml:space="preserve"> </w:t>
-      </w:r>
-      <w:r>
-        <w:t xml:space="preserve">Washington Gas’s site (washingtongas.com) was not reachable from this environment. Public search confirms the first 2026 round closed with $545,000 across 46 grants (announced May 19, 2026) and a second round is planned</w:t>
-      </w:r>
-      <w:r>
-        <w:t xml:space="preserve"> </w:t>
-      </w:r>
-      <w:r>
-        <w:t xml:space="preserve">“</w:t>
-      </w:r>
-      <w:r>
-        <w:t xml:space="preserve">later this year,</w:t>
-      </w:r>
-      <w:r>
-        <w:t xml:space="preserve">”</w:t>
-      </w:r>
-      <w:r>
-        <w:t xml:space="preserve"> </w:t>
-      </w:r>
-      <w:r>
-        <w:t xml:space="preserve">but no public date was found to confirm the August 1, 2026 deadline in the internal tracker. Someone will need to open the page directly, check for a live application, or reach out to Washington Gas’s community relations contact before submitting.</w:t>
-      </w:r>
-    </w:p>
-    <w:p>
-      <w:pPr>
-        <w:numPr>
-          <w:ilvl w:val="0"/>
-          <w:numId w:val="1002"/>
-        </w:numPr>
-        <w:pStyle w:val="Compact"/>
-      </w:pPr>
-      <w:r>
-        <w:rPr>
-          <w:bCs/>
-          <w:b/>
-        </w:rPr>
-        <w:t xml:space="preserve">Route to Neo for go/no-go</w:t>
-      </w:r>
-      <w:r>
-        <w:t xml:space="preserve">, per standard workflow, before any submission.</w:t>
-      </w:r>
-    </w:p>
-    <w:p>
-      <w:pPr>
-        <w:numPr>
-          <w:ilvl w:val="0"/>
-          <w:numId w:val="1002"/>
-        </w:numPr>
-        <w:pStyle w:val="Compact"/>
-      </w:pPr>
-      <w:r>
-        <w:rPr>
-          <w:bCs/>
-          <w:b/>
-        </w:rPr>
         <w:t xml:space="preserve">Assemble attachments</w:t>
       </w:r>
       <w:r>
@@ -1301,7 +949,7 @@
         <w:t xml:space="preserve">GOODProjects, Inc. | 996 Maine Avenue SW, Suite 208, Washington, DC 20024 | EIN 81-1491594 | grants@goodprojects.org</w:t>
       </w:r>
     </w:p>
-    <w:bookmarkEnd w:id="35"/>
+    <w:bookmarkEnd w:id="34"/>
     <w:sectPr/>
   </w:body>
 </w:document>
@@ -1408,82 +1056,6 @@
       </w:pPr>
     </w:lvl>
   </w:abstractNum>
-  <w:abstractNum w:abstractNumId="991">
-    <w:nsid w:val="A991"/>
-    <w:multiLevelType w:val="multilevel"/>
-    <w:lvl w:ilvl="0">
-      <w:numFmt w:val="bullet"/>
-      <w:lvlText w:val="•"/>
-      <w:lvlJc w:val="left"/>
-      <w:pPr>
-        <w:ind w:left="720" w:hanging="480"/>
-      </w:pPr>
-    </w:lvl>
-    <w:lvl w:ilvl="1">
-      <w:numFmt w:val="bullet"/>
-      <w:lvlText w:val="–"/>
-      <w:lvlJc w:val="left"/>
-      <w:pPr>
-        <w:ind w:left="1440" w:hanging="480"/>
-      </w:pPr>
-    </w:lvl>
-    <w:lvl w:ilvl="2">
-      <w:numFmt w:val="bullet"/>
-      <w:lvlText w:val="•"/>
-      <w:lvlJc w:val="left"/>
-      <w:pPr>
-        <w:ind w:left="2160" w:hanging="480"/>
-      </w:pPr>
-    </w:lvl>
-    <w:lvl w:ilvl="3">
-      <w:numFmt w:val="bullet"/>
-      <w:lvlText w:val="–"/>
-      <w:lvlJc w:val="left"/>
-      <w:pPr>
-        <w:ind w:left="2880" w:hanging="480"/>
-      </w:pPr>
-    </w:lvl>
-    <w:lvl w:ilvl="4">
-      <w:numFmt w:val="bullet"/>
-      <w:lvlText w:val="•"/>
-      <w:lvlJc w:val="left"/>
-      <w:pPr>
-        <w:ind w:left="3600" w:hanging="480"/>
-      </w:pPr>
-    </w:lvl>
-    <w:lvl w:ilvl="5">
-      <w:numFmt w:val="bullet"/>
-      <w:lvlText w:val="–"/>
-      <w:lvlJc w:val="left"/>
-      <w:pPr>
-        <w:ind w:left="4320" w:hanging="480"/>
-      </w:pPr>
-    </w:lvl>
-    <w:lvl w:ilvl="6">
-      <w:numFmt w:val="bullet"/>
-      <w:lvlText w:val="•"/>
-      <w:lvlJc w:val="left"/>
-      <w:pPr>
-        <w:ind w:left="5040" w:hanging="480"/>
-      </w:pPr>
-    </w:lvl>
-    <w:lvl w:ilvl="7">
-      <w:numFmt w:val="bullet"/>
-      <w:lvlText w:val="–"/>
-      <w:lvlJc w:val="left"/>
-      <w:pPr>
-        <w:ind w:left="5760" w:hanging="480"/>
-      </w:pPr>
-    </w:lvl>
-    <w:lvl w:ilvl="8">
-      <w:numFmt w:val="bullet"/>
-      <w:lvlText w:val="•"/>
-      <w:lvlJc w:val="left"/>
-      <w:pPr>
-        <w:ind w:left="6480" w:hanging="480"/>
-      </w:pPr>
-    </w:lvl>
-  </w:abstractNum>
   <w:abstractNum w:abstractNumId="99411">
     <w:nsid w:val="A99411"/>
     <w:multiLevelType w:val="multilevel"/>
@@ -1573,9 +1145,6 @@
     <w:abstractNumId w:val="990"/>
   </w:num>
   <w:num w:numId="1001">
-    <w:abstractNumId w:val="991"/>
-  </w:num>
-  <w:num w:numId="1002">
     <w:abstractNumId w:val="99411"/>
     <w:lvlOverride w:ilvl="0">
       <w:startOverride w:val="1"/>
